--- a/COS40007 - Who did What.docx
+++ b/COS40007 - Who did What.docx
@@ -1147,7 +1147,7 @@
               <w:rPr>
                 <w:sz w:val="20"/>
               </w:rPr>
-              <w:t>• Computed time-series evaluation metrics on the hold-out test set (MAE, RMSE, MAPE) and analysed forecast accuracy.</w:t>
+              <w:t>• Computed scale-appropriate time-series evaluation metrics on the hold-out test set (MAE, RMSE, sMAPE, and MASE against a naive baseline) and analysed forecast accuracy, including an ARIMAX experiment testing fuel price as an exogenous predictor.</w:t>
             </w:r>
           </w:p>
         </w:tc>
